--- a/src/Layers/NA/BaseApp/Local/Bank/Payment/ExportElecPaymentsWordEmail.docx
+++ b/src/Layers/NA/BaseApp/Local/Bank/Payment/ExportElecPaymentsWordEmail.docx
@@ -1798,325 +1798,206 @@
 </a:theme>
 </file>
 
-<file path=customXml/item1.xml>��< ? x m l   v e r s i o n = " 1 . 0 "   e n c o d i n g = " u t f - 1 6 " ? > - 
- < N a v W o r d R e p o r t X m l P a r t   x m l n s = " u r n : m i c r o s o f t - d y n a m i c s - n a v / r e p o r t s / E x p o r t E l e c P a y m e n t s _ W o r d / 1 1 3 8 3 / " > - 
-     < B C R e p o r t I n f o r m a t i o n > - 
-         < R e p o r t M e t a d a t a > - 
-             < E x t e n s i o n I d > E x t e n s i o n   I D < / E x t e n s i o n I d > - 
-             < E x t e n s i o n N a m e > E x t e n s i o n   N a m e < / E x t e n s i o n N a m e > - 
-             < E x t e n s i o n P u b l i s h e r > E x t e n s i o n   P u b l i s h e r < / E x t e n s i o n P u b l i s h e r > - 
-             < E x t e n s i o n V e r s i o n > E x t e n s i o n   V e r s i o n < / E x t e n s i o n V e r s i o n > - 
-             < R e p o r t I d > R e p o r t   I D < / R e p o r t I d > - 
-             < R e p o r t N a m e > R e p o r t   N a m e < / R e p o r t N a m e > - 
-             < A b o u t T h i s R e p o r t T i t l e > A b o u t   T h i s   R e p o r t   T i t l e < / A b o u t T h i s R e p o r t T i t l e > - 
-             < A b o u t T h i s R e p o r t T e x t > A b o u t   T h i s   R e p o r t   T e x t < / A b o u t T h i s R e p o r t T e x t > - 
-             < R e p o r t H e l p L i n k > R e p o r t   H e l p   L i n k < / R e p o r t H e l p L i n k > - 
-         < / R e p o r t M e t a d a t a > - 
-         < R e p o r t R e q u e s t > - 
-             < T e n a n t E n t r a I d > T e n a n t   E n t r a   I d < / T e n a n t E n t r a I d > - 
-             < E n v i r o n m e n t N a m e > E n v i r o n m e n t   N a m e < / E n v i r o n m e n t N a m e > - 
-             < E n v i r o n m e n t T y p e > E n v i r o n m e n t   T y p e < / E n v i r o n m e n t T y p e > - 
-             < C o m p a n y N a m e > C o m p a n y   N a m e < / C o m p a n y N a m e > - 
-             < C o m p a n y D i s p l a y N a m e > C o m p a n y   D i s p l a y   N a m e < / C o m p a n y D i s p l a y N a m e > - 
-             < C o m p a n y I d > C o m p a n y   I D < / C o m p a n y I d > - 
-             < U s e r N a m e > U s e r   N a m e < / U s e r N a m e > - 
-             < D a t e A n d T i m e > D a t e   a n d   T i m e < / D a t e A n d T i m e > - 
-             < L a n g u a g e > L a n g u a g e < / L a n g u a g e > - 
-             < F o r m a t R e g i o n > F o r m a t   R e g i o n < / F o r m a t R e g i o n > - 
-             < D a t e T i m e V a l u e s > - 
-                 < Y e a r > Y e a r < / Y e a r > - 
-                 < M o n t h N u m b e r > M o n t h   N u m b e r < / M o n t h N u m b e r > - 
-                 < D a y N u m b e r > D a y   N u m b e r < / D a y N u m b e r > - 
-                 < H o u r > H o u r < / H o u r > - 
-                 < M i n u t e > M i n u t e < / M i n u t e > - 
-             < / D a t e T i m e V a l u e s > - 
-         < / R e p o r t R e q u e s t > - 
-     < / B C R e p o r t I n f o r m a t i o n > - 
-     < G e n _ J o u r n a l _ L i n e > - 
-         < G e n _ _ J o u r n a l _ L i n e _ A p p l i e s _ t o _ I D > G e n _ _ J o u r n a l _ L i n e _ A p p l i e s _ t o _ I D < / G e n _ _ J o u r n a l _ L i n e _ A p p l i e s _ t o _ I D > - 
-         < G e n _ _ J o u r n a l _ L i n e _ J o u r n a l _ B a t c h _ N a m e > G e n _ _ J o u r n a l _ L i n e _ J o u r n a l _ B a t c h _ N a m e < / G e n _ _ J o u r n a l _ L i n e _ J o u r n a l _ B a t c h _ N a m e > - 
-         < G e n _ _ J o u r n a l _ L i n e _ J o u r n a l _ T e m p l a t e _ N a m e > G e n _ _ J o u r n a l _ L i n e _ J o u r n a l _ T e m p l a t e _ N a m e < / G e n _ _ J o u r n a l _ L i n e _ J o u r n a l _ T e m p l a t e _ N a m e > - 
-         < G e n _ _ J o u r n a l _ L i n e _ L i n e _ N o _ > G e n _ _ J o u r n a l _ L i n e _ L i n e _ N o _ < / G e n _ _ J o u r n a l _ L i n e _ L i n e _ N o _ > - 
-         < L e t t e r T e x t > - 
-             < B o d y T e x t > B o d y T e x t < / B o d y T e x t > - 
-             < C l o s i n g T e x t > C l o s i n g T e x t < / C l o s i n g T e x t > - 
-             < C o m p a n y A d d r e s s _ 1 > C o m p a n y A d d r e s s _ 1 < / C o m p a n y A d d r e s s _ 1 > - 
-             < C o m p a n y A d d r e s s _ 2 > C o m p a n y A d d r e s s _ 2 < / C o m p a n y A d d r e s s _ 2 > - 
-             < C o m p a n y A d d r e s s _ 3 > C o m p a n y A d d r e s s _ 3 < / C o m p a n y A d d r e s s _ 3 > - 
-             < C o m p a n y A d d r e s s _ 4 > C o m p a n y A d d r e s s _ 4 < / C o m p a n y A d d r e s s _ 4 > - 
-             < C o m p a n y A d d r e s s _ 5 > C o m p a n y A d d r e s s _ 5 < / C o m p a n y A d d r e s s _ 5 > - 
-             < C o m p a n y A d d r e s s _ 6 > C o m p a n y A d d r e s s _ 6 < / C o m p a n y A d d r e s s _ 6 > - 
-             < C o m p a n y A d d r e s s _ 7 > C o m p a n y A d d r e s s _ 7 < / C o m p a n y A d d r e s s _ 7 > - 
-             < C o m p a n y A d d r e s s _ 8 > C o m p a n y A d d r e s s _ 8 < / C o m p a n y A d d r e s s _ 8 > - 
-             < C o m p a n y L e g a l O f f i c e > C o m p a n y L e g a l O f f i c e < / C o m p a n y L e g a l O f f i c e > - 
-             < G r e e t i n g T e x t > G r e e t i n g T e x t < / G r e e t i n g T e x t > - 
-         < / L e t t e r T e x t > - 
-         < C o p y L o o p > - 
-             < P a g e L o o p > - 
-                 < A m o u n t P a i d > A m o u n t P a i d < / A m o u n t P a i d > - 
-                 < A m o u n t P a i d _ C o n t r o l 4 3 C a p t i o n > A m o u n t P a i d _ C o n t r o l 4 3 C a p t i o n < / A m o u n t P a i d _ C o n t r o l 4 3 C a p t i o n > - 
-                 < A m o u n t P a i d _ C o n t r o l 5 7 > A m o u n t P a i d _ C o n t r o l 5 7 < / A m o u n t P a i d _ C o n t r o l 5 7 > - 
-                 < C o p y T x t > C o p y T x t < / C o p y T x t > - 
-                 < C u s t L e d g E n t r y _ _ D o c u m e n t _ D a t e _ > C u s t L e d g E n t r y _ _ D o c u m e n t _ D a t e _ < / C u s t L e d g E n t r y _ _ D o c u m e n t _ D a t e _ > - 
-                 < C u s t L e d g E n t r y _ _ D o c u m e n t _ N o _ _ > C u s t L e d g E n t r y _ _ D o c u m e n t _ N o _ _ < / C u s t L e d g E n t r y _ _ D o c u m e n t _ N o _ _ > - 
-                 < C u s t L e d g E n t r y _ _ D o c u m e n t _ T y p e _ > C u s t L e d g E n t r y _ _ D o c u m e n t _ T y p e _ < / C u s t L e d g E n t r y _ _ D o c u m e n t _ T y p e _ > - 
-                 < C u s t L e d g E n t r y _ _ R e m a i n i n g _ A m t _ _ _ L C Y _ _ > C u s t L e d g E n t r y _ _ R e m a i n i n g _ A m t _ _ _ L C Y _ _ < / C u s t L e d g E n t r y _ _ R e m a i n i n g _ A m t _ _ _ L C Y _ _ > - 
-                 < C u s t _ _ L e d g e r _ E n t r y _ _ D o c u m e n t _ N o _ _ C a p t i o n > C u s t _ _ L e d g e r _ E n t r y _ _ D o c u m e n t _ N o _ _ C a p t i o n < / C u s t _ _ L e d g e r _ E n t r y _ _ D o c u m e n t _ N o _ _ C a p t i o n > - 
-                 < D e p o s i t e d _ I n _ C a p t i o n > D e p o s i t e d _ I n _ C a p t i o n < / D e p o s i t e d _ I n _ C a p t i o n > - 
-                 < D i s c o u n t T a k e n > D i s c o u n t T a k e n < / D i s c o u n t T a k e n > - 
-                 < D i s c o u n t T a k e n _ C o n t r o l 3 8 C a p t i o n > D i s c o u n t T a k e n _ C o n t r o l 3 8 C a p t i o n < / D i s c o u n t T a k e n _ C o n t r o l 3 8 C a p t i o n > - 
-                 < D i s c o u n t T a k e n _ C o n t r o l 5 8 > D i s c o u n t T a k e n _ C o n t r o l 5 8 < / D i s c o u n t T a k e n _ C o n t r o l 5 8 > - 
-                 < E x p o r t A m o u n t > E x p o r t A m o u n t < / E x p o r t A m o u n t > - 
-                 < E x p o r t A m o u n t C a p t i o n > E x p o r t A m o u n t C a p t i o n < / E x p o r t A m o u n t C a p t i o n > - 
-                 < G e n _ _ J o u r n a l _ L i n e _ _ _ A p p l i e s _ t o _ D o c _ _ N o _ _ > G e n _ _ J o u r n a l _ L i n e _ _ _ A p p l i e s _ t o _ D o c _ _ N o _ _ < / G e n _ _ J o u r n a l _ L i n e _ _ _ A p p l i e s _ t o _ D o c _ _ N o _ _ > - 
-                 < G e n _ _ J o u r n a l _ L i n e _ _ _ D o c u m e n t _ N o _ _ > G e n _ _ J o u r n a l _ L i n e _ _ _ D o c u m e n t _ N o _ _ < / G e n _ _ J o u r n a l _ L i n e _ _ _ D o c u m e n t _ N o _ _ > - 
-                 < m y B a l > m y B a l < / m y B a l > - 
-                 < m y N u m b e r > m y N u m b e r < / m y N u m b e r > - 
-                 < m y p o s t i n g d a t e > m y p o s t i n g d a t e < / m y p o s t i n g d a t e > - 
-                 < m y T y p e > m y T y p e < / m y T y p e > - 
-                 < P a g e L o o p _ N u m b e r > P a g e L o o p _ N u m b e r < / P a g e L o o p _ N u m b e r > - 
-                 < P a g e _ C a p t i o n > P a g e _ C a p t i o n < / P a g e _ C a p t i o n > - 
-                 < P a y e e A d d r e s s _ 1 _ > P a y e e A d d r e s s _ 1 _ < / P a y e e A d d r e s s _ 1 _ > - 
-                 < P a y e e A d d r e s s _ 2 _ > P a y e e A d d r e s s _ 2 _ < / P a y e e A d d r e s s _ 2 _ > - 
-                 < P a y e e A d d r e s s _ 3 _ > P a y e e A d d r e s s _ 3 _ < / P a y e e A d d r e s s _ 3 _ > - 
-                 < P a y e e A d d r e s s _ 4 _ > P a y e e A d d r e s s _ 4 _ < / P a y e e A d d r e s s _ 4 _ > - 
-                 < P a y e e A d d r e s s _ 5 _ > P a y e e A d d r e s s _ 5 _ < / P a y e e A d d r e s s _ 5 _ > - 
-                 < P a y e e A d d r e s s _ 6 _ > P a y e e A d d r e s s _ 6 _ < / P a y e e A d d r e s s _ 6 _ > - 
-                 < P a y e e A d d r e s s _ 7 _ > P a y e e A d d r e s s _ 7 _ < / P a y e e A d d r e s s _ 7 _ > - 
-                 < P a y e e A d d r e s s _ 8 _ > P a y e e A d d r e s s _ 8 _ < / P a y e e A d d r e s s _ 8 _ > - 
-                 < P a y e e B a n k A c c o u n t N o > P a y e e B a n k A c c o u n t N o < / P a y e e B a n k A c c o u n t N o > - 
-                 < P a y e e B a n k A c c o u n t N o C a p t i o n > P a y e e B a n k A c c o u n t N o C a p t i o n < / P a y e e B a n k A c c o u n t N o C a p t i o n > - 
-                 < P a y e e B a n k T r a n s i t N o > P a y e e B a n k T r a n s i t N o < / P a y e e B a n k T r a n s i t N o > - 
-                 < P a y e e B a n k T r a n s i t N o C a p t i o n > P a y e e B a n k T r a n s i t N o C a p t i o n < / P a y e e B a n k T r a n s i t N o C a p t i o n > - 
-                 < P a y e e N o > P a y e e N o < / P a y e e N o > - 
-                 < P a y e e T y p e > P a y e e T y p e < / P a y e e T y p e > - 
-                 < R e m a i n i n g _ A m t _ _ _ L C Y _ _ _ C o n t r o l 3 6 C a p t i o n > R e m a i n i n g _ A m t _ _ _ L C Y _ _ _ C o n t r o l 3 6 C a p t i o n < / R e m a i n i n g _ A m t _ _ _ L C Y _ _ _ C o n t r o l 3 6 C a p t i o n > - 
-                 < R E M I T T A N C E _ A D V I C E C a p t i o n > R E M I T T A N C E _ A D V I C E C a p t i o n < / R E M I T T A N C E _ A D V I C E C a p t i o n > - 
-                 < R e m i t t a n c e _ A d v i c e _ N u m b e r _ C a p t i o n > R e m i t t a n c e _ A d v i c e _ N u m b e r _ C a p t i o n < / R e m i t t a n c e _ A d v i c e _ N u m b e r _ C a p t i o n > - 
-                 < S e t t l e D a t e > S e t t l e D a t e < / S e t t l e D a t e > - 
-                 < S e t t l e m e n t _ D a t e _ C a p t i o n > S e t t l e m e n t _ D a t e _ C a p t i o n < / S e t t l e m e n t _ D a t e _ C a p t i o n > - 
-                 < T o _ C a p t i o n > T o _ C a p t i o n < / T o _ C a p t i o n > - 
-                 < V e n d L e d g E n t r y _ _ D o c u m e n t _ D a t e _ > V e n d L e d g E n t r y _ _ D o c u m e n t _ D a t e _ < / V e n d L e d g E n t r y _ _ D o c u m e n t _ D a t e _ > - 
-                 < V e n d L e d g E n t r y _ _ D o c u m e n t _ T y p e _ > V e n d L e d g E n t r y _ _ D o c u m e n t _ T y p e _ < / V e n d L e d g E n t r y _ _ D o c u m e n t _ T y p e _ > - 
-                 < V e n d L e d g E n t r y _ _ E x t e r n a l _ D o c u m e n t _ N o _ _ > V e n d L e d g E n t r y _ _ E x t e r n a l _ D o c u m e n t _ N o _ _ < / V e n d L e d g E n t r y _ _ E x t e r n a l _ D o c u m e n t _ N o _ _ > - 
-                 < V e n d L e d g E n t r y _ _ R e m a i n i n g _ A m t _ _ _ L C Y _ _ > V e n d L e d g E n t r y _ _ R e m a i n i n g _ A m t _ _ _ L C Y _ _ < / V e n d L e d g E n t r y _ _ R e m a i n i n g _ A m t _ _ _ L C Y _ _ > - 
-                 < V e n d o r _ L e d g e r _ E n t r y _ _ D o c u m e n t _ D a t e _ C a p t i o n > V e n d o r _ L e d g e r _ E n t r y _ _ D o c u m e n t _ D a t e _ C a p t i o n < / V e n d o r _ L e d g e r _ E n t r y _ _ D o c u m e n t _ D a t e _ C a p t i o n > - 
-                 < V e n d o r _ L e d g e r _ E n t r y _ _ D o c u m e n t _ T y p e _ C a p t i o n > V e n d o r _ L e d g e r _ E n t r y _ _ D o c u m e n t _ T y p e _ C a p t i o n < / V e n d o r _ L e d g e r _ E n t r y _ _ D o c u m e n t _ T y p e _ C a p t i o n > - 
-                 < P r i n t C o m p a n y A d d r e s s > - 
-                     < C o m p a n y A d d r e s s _ 1 _ > C o m p a n y A d d r e s s _ 1 _ < / C o m p a n y A d d r e s s _ 1 _ > - 
-                     < C o m p a n y A d d r e s s _ 2 _ > C o m p a n y A d d r e s s _ 2 _ < / C o m p a n y A d d r e s s _ 2 _ > - 
-                     < C o m p a n y A d d r e s s _ 3 _ > C o m p a n y A d d r e s s _ 3 _ < / C o m p a n y A d d r e s s _ 3 _ > - 
-                     < C o m p a n y A d d r e s s _ 4 _ > C o m p a n y A d d r e s s _ 4 _ < / C o m p a n y A d d r e s s _ 4 _ > - 
-                     < C o m p a n y A d d r e s s _ 5 _ > C o m p a n y A d d r e s s _ 5 _ < / C o m p a n y A d d r e s s _ 5 _ > - 
-                     < C o m p a n y A d d r e s s _ 6 _ > C o m p a n y A d d r e s s _ 6 _ < / C o m p a n y A d d r e s s _ 6 _ > - 
-                     < C o m p a n y A d d r e s s _ 7 _ > C o m p a n y A d d r e s s _ 7 _ < / C o m p a n y A d d r e s s _ 7 _ > - 
-                     < C o m p a n y A d d r e s s _ 8 _ > C o m p a n y A d d r e s s _ 8 _ < / C o m p a n y A d d r e s s _ 8 _ > - 
-                     < C o m p a n y P i c t u r e > C o m p a n y P i c t u r e < / C o m p a n y P i c t u r e > - 
-                 < / P r i n t C o m p a n y A d d r e s s > - 
-                 < C u s t _ L e d g e r _ E n t r y > - 
-                     < A m o u n t P a i d _ C o n t r o l 5 0 > A m o u n t P a i d _ C o n t r o l 5 0 < / A m o u n t P a i d _ C o n t r o l 5 0 > - 
-                     < C u s t _ _ L e d g e r _ E n t r y _ A p p l i e s _ t o _ I D > C u s t _ _ L e d g e r _ E n t r y _ A p p l i e s _ t o _ I D < / C u s t _ _ L e d g e r _ E n t r y _ A p p l i e s _ t o _ I D > - 
-                     < C u s t _ _ L e d g e r _ E n t r y _ E n t r y _ N o _ > C u s t _ _ L e d g e r _ E n t r y _ E n t r y _ N o _ < / C u s t _ _ L e d g e r _ E n t r y _ E n t r y _ N o _ > - 
-                     < C u s t _ _ L e d g e r _ E n t r y _ _ D o c u m e n t _ D a t e _ > C u s t _ _ L e d g e r _ E n t r y _ _ D o c u m e n t _ D a t e _ < / C u s t _ _ L e d g e r _ E n t r y _ _ D o c u m e n t _ D a t e _ > - 
-                     < C u s t _ _ L e d g e r _ E n t r y _ _ D o c u m e n t _ N o _ _ > C u s t _ _ L e d g e r _ E n t r y _ _ D o c u m e n t _ N o _ _ < / C u s t _ _ L e d g e r _ E n t r y _ _ D o c u m e n t _ N o _ _ > - 
-                     < C u s t _ _ L e d g e r _ E n t r y _ _ D o c u m e n t _ T y p e _ > C u s t _ _ L e d g e r _ E n t r y _ _ D o c u m e n t _ T y p e _ < / C u s t _ _ L e d g e r _ E n t r y _ _ D o c u m e n t _ T y p e _ > - 
-                     < D i s c o u n t T a k e n _ C o n t r o l 4 9 > D i s c o u n t T a k e n _ C o n t r o l 4 9 < / D i s c o u n t T a k e n _ C o n t r o l 4 9 > - 
-                     < R e m a i n i n g _ A m t _ _ _ L C Y _ _ > R e m a i n i n g _ A m t _ _ _ L C Y _ _ < / R e m a i n i n g _ A m t _ _ _ L C Y _ _ > - 
-                 < / C u s t _ L e d g e r _ E n t r y > - 
-                 < V e n d o r _ L e d g e r _ E n t r y > - 
-                     < A m o u n t P a i d _ C o n t r o l 4 3 > A m o u n t P a i d _ C o n t r o l 4 3 < / A m o u n t P a i d _ C o n t r o l 4 3 > - 
-                     < D i s c o u n t T a k e n _ C o n t r o l 3 8 > D i s c o u n t T a k e n _ C o n t r o l 3 8 < / D i s c o u n t T a k e n _ C o n t r o l 3 8 > - 
-                     < R e m a i n i n g _ A m t _ _ _ L C Y _ _ _ C o n t r o l 3 6 > R e m a i n i n g _ A m t _ _ _ L C Y _ _ _ C o n t r o l 3 6 < / R e m a i n i n g _ A m t _ _ _ L C Y _ _ _ C o n t r o l 3 6 > - 
-                     < V e n d o r _ L e d g e r _ E n t r y _ A p p l i e s _ t o _ I D > V e n d o r _ L e d g e r _ E n t r y _ A p p l i e s _ t o _ I D < / V e n d o r _ L e d g e r _ E n t r y _ A p p l i e s _ t o _ I D > - 
-                     < V e n d o r _ L e d g e r _ E n t r y _ E n t r y _ N o _ > V e n d o r _ L e d g e r _ E n t r y _ E n t r y _ N o _ < / V e n d o r _ L e d g e r _ E n t r y _ E n t r y _ N o _ > - 
-                     < V e n d o r _ L e d g e r _ E n t r y _ _ D o c u m e n t _ D a t e _ > V e n d o r _ L e d g e r _ E n t r y _ _ D o c u m e n t _ D a t e _ < / V e n d o r _ L e d g e r _ E n t r y _ _ D o c u m e n t _ D a t e _ > - 
-                     < V e n d o r _ L e d g e r _ E n t r y _ _ D o c u m e n t _ T y p e _ > V e n d o r _ L e d g e r _ E n t r y _ _ D o c u m e n t _ T y p e _ < / V e n d o r _ L e d g e r _ E n t r y _ _ D o c u m e n t _ T y p e _ > - 
-                     < V e n d o r _ L e d g e r _ E n t r y _ _ E x t e r n a l _ D o c u m e n t _ N o _ _ > V e n d o r _ L e d g e r _ E n t r y _ _ E x t e r n a l _ D o c u m e n t _ N o _ _ < / V e n d o r _ L e d g e r _ E n t r y _ _ E x t e r n a l _ D o c u m e n t _ N o _ _ > - 
-                 < / V e n d o r _ L e d g e r _ E n t r y > - 
-                 < C u s t o m e r I n f o > - 
-                     < A m o u n t P a i d _ C u s t o m e r > A m o u n t P a i d _ C u s t o m e r < / A m o u n t P a i d _ C u s t o m e r > - 
-                     < C u s t _ D o c u m e n t _ D a t e > C u s t _ D o c u m e n t _ D a t e < / C u s t _ D o c u m e n t _ D a t e > - 
-                     < C u s t _ D o c u m e n t _ N o > C u s t _ D o c u m e n t _ N o < / C u s t _ D o c u m e n t _ N o > - 
-                     < C u s t _ D o c u m e n t _ T y p e > C u s t _ D o c u m e n t _ T y p e < / C u s t _ D o c u m e n t _ T y p e > - 
-                     < C u s t _ R e m a i n i n g _ A m t _ L C Y > C u s t _ R e m a i n i n g _ A m t _ L C Y < / C u s t _ R e m a i n i n g _ A m t _ L C Y > - 
-                     < D i s c o u n t T a k e n _ C u s t o m e r > D i s c o u n t T a k e n _ C u s t o m e r < / D i s c o u n t T a k e n _ C u s t o m e r > - 
-                 < / C u s t o m e r I n f o > - 
-                 < V e n d o r I n f o > - 
-                     < A m o u n t P a i d _ V e n d o r > A m o u n t P a i d _ V e n d o r < / A m o u n t P a i d _ V e n d o r > - 
-                     < D i s c o u n t T a k e n _ V e n d o r > D i s c o u n t T a k e n _ V e n d o r < / D i s c o u n t T a k e n _ V e n d o r > - 
-                     < V e n d _ D o c u m e n t _ D a t e > V e n d _ D o c u m e n t _ D a t e < / V e n d _ D o c u m e n t _ D a t e > - 
-                     < V e n d _ D o c u m e n t _ T y p e > V e n d _ D o c u m e n t _ T y p e < / V e n d _ D o c u m e n t _ T y p e > - 
-                     < V e n d _ E x t e r n a l _ D o c u m e n t _ N o > V e n d _ E x t e r n a l _ D o c u m e n t _ N o < / V e n d _ E x t e r n a l _ D o c u m e n t _ N o > - 
-                     < V e n d _ R e m a i n i n g _ A m t _ L C Y > V e n d _ R e m a i n i n g _ A m t _ L C Y < / V e n d _ R e m a i n i n g _ A m t _ L C Y > - 
-                 < / V e n d o r I n f o > - 
-                 < U n a p p l i e d > - 
-                     < A m o u n t P a i d _ C o n t r o l 6 5 > A m o u n t P a i d _ C o n t r o l 6 5 < / A m o u n t P a i d _ C o n t r o l 6 5 > - 
-                     < T e x t 0 0 4 > T e x t 0 0 4 < / T e x t 0 0 4 > - 
-                     < U n a p p l i e d _ N u m b e r > U n a p p l i e d _ N u m b e r < / U n a p p l i e d _ N u m b e r > - 
-                 < / U n a p p l i e d > - 
-             < / P a g e L o o p > - 
-         < / C o p y L o o p > - 
-     < / G e n _ J o u r n a l _ L i n e > - 
- < / N a v W o r d R e p o r t X m l P a r t > 
+<file path=customXml/item1.xml><?xml version="1.0" encoding="utf-8"?>
+<NavWordReportXmlPart xmlns="urn:microsoft-dynamics-nav/reports/ExportElecPayments_Word/11383/">
+  <BCReportInformation>
+    <ReportMetadata>
+      <ExtensionId>Extension ID</ExtensionId>
+      <ExtensionName>Extension Name</ExtensionName>
+      <ExtensionPublisher>Extension Publisher</ExtensionPublisher>
+      <ExtensionVersion>Extension Version</ExtensionVersion>
+      <ReportId>Report ID</ReportId>
+      <ReportName>Report Name</ReportName>
+      <AboutThisReportTitle>About This Report Title</AboutThisReportTitle>
+      <AboutThisReportText>About This Report Text</AboutThisReportText>
+      <ReportHelpLink>Report Help Link</ReportHelpLink>
+      <ReportCaption>Report Caption</ReportCaption>
+    </ReportMetadata>
+    <ReportRequest>
+      <TenantEntraId>Tenant Entra Id</TenantEntraId>
+      <EnvironmentName>Environment Name</EnvironmentName>
+      <EnvironmentType>Environment Type</EnvironmentType>
+      <CompanyName>Company Name</CompanyName>
+      <CompanyDisplayName>Company Display Name</CompanyDisplayName>
+      <CompanyId>Company ID</CompanyId>
+      <UserName>User Name</UserName>
+      <DateAndTime>Date and Time</DateAndTime>
+      <Language>Language</Language>
+      <FormatRegion>Format Region</FormatRegion>
+      <DateTimeValues>
+        <Year>Year</Year>
+        <MonthNumber>Month Number</MonthNumber>
+        <DayNumber>Day Number</DayNumber>
+        <Hour>Hour</Hour>
+        <Minute>Minute</Minute>
+      </DateTimeValues>
+    </ReportRequest>
+    <CompanyMetadata>
+      <CompanyName>Company Name</CompanyName>
+      <CompanyDisplayName>Company Display Name</CompanyDisplayName>
+      <CompanyAddressLines>
+        <CompanyAddressLine1>Company Address Line 1</CompanyAddressLine1>
+        <CompanyAddressLine2>Company Address Line 2</CompanyAddressLine2>
+        <CompanyAddressLine3>Company Address Line 3</CompanyAddressLine3>
+        <CompanyAddressLine4>Company Address Line 4</CompanyAddressLine4>
+        <CompanyAddressLine5>Company Address Line 5</CompanyAddressLine5>
+        <CompanyAddressLine6>Company Address Line 6</CompanyAddressLine6>
+        <CompanyAddressLine7>Company Address Line 7</CompanyAddressLine7>
+        <CompanyAddressLine8>Company Address Line 8</CompanyAddressLine8>
+      </CompanyAddressLines>
+      <CompanyPhone>Company Phone</CompanyPhone>
+      <CompanyPhoneCaption>Company Phone Caption</CompanyPhoneCaption>
+      <CompanyFaxNo>Company Fax No.</CompanyFaxNo>
+      <CompanyFaxNoCaption>Company Fax No. Caption</CompanyFaxNoCaption>
+      <CompanyEmail>Company Email</CompanyEmail>
+      <CompanyEmailCaption>Company Email Caption</CompanyEmailCaption>
+      <CompanyHomePage>Company Home Page</CompanyHomePage>
+      <CompanyHomePageCaption>Company Home Page Caption</CompanyHomePageCaption>
+      <CompanyLogo>Company Logo</CompanyLogo>
+      <CompanyVATRegistrationNo>Company VAT Registration No.</CompanyVATRegistrationNo>
+      <CompanyVATRegistrationNoCaption>Company VAT Registration No. Caption</CompanyVATRegistrationNoCaption>
+      <CompanyRegistrationNo>Company Registration No.</CompanyRegistrationNo>
+      <CompanyRegistrationNoCaption>Company Registration No. Caption</CompanyRegistrationNoCaption>
+      <CompanyBankName>Company Bank Name</CompanyBankName>
+      <CompanyBankNameCaption>Company Bank Name Caption</CompanyBankNameCaption>
+      <CompanyBankAccountNo>Company Bank Account No.</CompanyBankAccountNo>
+      <CompanyBankAccountNoCaption>Company Bank Account No. Caption</CompanyBankAccountNoCaption>
+      <CompanyBankBranchNo>Company Bank Branch No.</CompanyBankBranchNo>
+      <CompanyBankBranchNoCaption>Company Bank Branch No. Caption</CompanyBankBranchNoCaption>
+      <CompanyIBAN>Company IBAN</CompanyIBAN>
+      <CompanyIBANCaption>Company IBAN Caption</CompanyIBANCaption>
+      <CompanyBankSWIFT>Company Bank SWIFT</CompanyBankSWIFT>
+      <CompanyBankSWIFTCaption>Company Bank SWIFT Caption</CompanyBankSWIFTCaption>
+      <CompanyGiroNo>Company Giro No.</CompanyGiroNo>
+      <CompanyGiroNoCaption>Company Giro No. Caption</CompanyGiroNoCaption>
+    </CompanyMetadata>
+  </BCReportInformation>
+  <Gen_Journal_Line>
+    <Gen__Journal_Line_Applies_to_ID>Gen__Journal_Line_Applies_to_ID</Gen__Journal_Line_Applies_to_ID>
+    <Gen__Journal_Line_Journal_Batch_Name>Gen__Journal_Line_Journal_Batch_Name</Gen__Journal_Line_Journal_Batch_Name>
+    <Gen__Journal_Line_Journal_Template_Name>Gen__Journal_Line_Journal_Template_Name</Gen__Journal_Line_Journal_Template_Name>
+    <Gen__Journal_Line_Line_No_>Gen__Journal_Line_Line_No_</Gen__Journal_Line_Line_No_>
+    <LetterText>
+      <BodyText>BodyText</BodyText>
+      <ClosingText>ClosingText</ClosingText>
+      <CompanyAddress_1>CompanyAddress_1</CompanyAddress_1>
+      <CompanyAddress_2>CompanyAddress_2</CompanyAddress_2>
+      <CompanyAddress_3>CompanyAddress_3</CompanyAddress_3>
+      <CompanyAddress_4>CompanyAddress_4</CompanyAddress_4>
+      <CompanyAddress_5>CompanyAddress_5</CompanyAddress_5>
+      <CompanyAddress_6>CompanyAddress_6</CompanyAddress_6>
+      <CompanyAddress_7>CompanyAddress_7</CompanyAddress_7>
+      <CompanyAddress_8>CompanyAddress_8</CompanyAddress_8>
+      <CompanyLegalOffice>CompanyLegalOffice</CompanyLegalOffice>
+      <GreetingText>GreetingText</GreetingText>
+    </LetterText>
+    <CopyLoop>
+      <PageLoop>
+        <AmountPaid>AmountPaid</AmountPaid>
+        <AmountPaid_Control43Caption>AmountPaid_Control43Caption</AmountPaid_Control43Caption>
+        <AmountPaid_Control57>AmountPaid_Control57</AmountPaid_Control57>
+        <CopyTxt>CopyTxt</CopyTxt>
+        <CustLedgEntry__Document_Date_>CustLedgEntry__Document_Date_</CustLedgEntry__Document_Date_>
+        <CustLedgEntry__Document_No__>CustLedgEntry__Document_No__</CustLedgEntry__Document_No__>
+        <CustLedgEntry__Document_Type_>CustLedgEntry__Document_Type_</CustLedgEntry__Document_Type_>
+        <CustLedgEntry__Remaining_Amt___LCY__>CustLedgEntry__Remaining_Amt___LCY__</CustLedgEntry__Remaining_Amt___LCY__>
+        <Cust__Ledger_Entry__Document_No__Caption>Cust__Ledger_Entry__Document_No__Caption</Cust__Ledger_Entry__Document_No__Caption>
+        <Deposited_In_Caption>Deposited_In_Caption</Deposited_In_Caption>
+        <DiscountTaken>DiscountTaken</DiscountTaken>
+        <DiscountTaken_Control38Caption>DiscountTaken_Control38Caption</DiscountTaken_Control38Caption>
+        <DiscountTaken_Control58>DiscountTaken_Control58</DiscountTaken_Control58>
+        <ExportAmount>ExportAmount</ExportAmount>
+        <ExportAmountCaption>ExportAmountCaption</ExportAmountCaption>
+        <Gen__Journal_Line___Applies_to_Doc__No__>Gen__Journal_Line___Applies_to_Doc__No__</Gen__Journal_Line___Applies_to_Doc__No__>
+        <Gen__Journal_Line___Document_No__>Gen__Journal_Line___Document_No__</Gen__Journal_Line___Document_No__>
+        <myBal>myBal</myBal>
+        <myNumber>myNumber</myNumber>
+        <mypostingdate>mypostingdate</mypostingdate>
+        <myType>myType</myType>
+        <PageLoop_Number>PageLoop_Number</PageLoop_Number>
+        <Page_Caption>Page_Caption</Page_Caption>
+        <PayeeAddress_1_>PayeeAddress_1_</PayeeAddress_1_>
+        <PayeeAddress_2_>PayeeAddress_2_</PayeeAddress_2_>
+        <PayeeAddress_3_>PayeeAddress_3_</PayeeAddress_3_>
+        <PayeeAddress_4_>PayeeAddress_4_</PayeeAddress_4_>
+        <PayeeAddress_5_>PayeeAddress_5_</PayeeAddress_5_>
+        <PayeeAddress_6_>PayeeAddress_6_</PayeeAddress_6_>
+        <PayeeAddress_7_>PayeeAddress_7_</PayeeAddress_7_>
+        <PayeeAddress_8_>PayeeAddress_8_</PayeeAddress_8_>
+        <PayeeBankAccountNo>PayeeBankAccountNo</PayeeBankAccountNo>
+        <PayeeBankAccountNoCaption>PayeeBankAccountNoCaption</PayeeBankAccountNoCaption>
+        <PayeeBankTransitNo>PayeeBankTransitNo</PayeeBankTransitNo>
+        <PayeeBankTransitNoCaption>PayeeBankTransitNoCaption</PayeeBankTransitNoCaption>
+        <PayeeNo>PayeeNo</PayeeNo>
+        <PayeeType>PayeeType</PayeeType>
+        <Remaining_Amt___LCY___Control36Caption>Remaining_Amt___LCY___Control36Caption</Remaining_Amt___LCY___Control36Caption>
+        <REMITTANCE_ADVICECaption>REMITTANCE_ADVICECaption</REMITTANCE_ADVICECaption>
+        <Remittance_Advice_Number_Caption>Remittance_Advice_Number_Caption</Remittance_Advice_Number_Caption>
+        <SettleDate>SettleDate</SettleDate>
+        <Settlement_Date_Caption>Settlement_Date_Caption</Settlement_Date_Caption>
+        <To_Caption>To_Caption</To_Caption>
+        <VendLedgEntry__Document_Date_>VendLedgEntry__Document_Date_</VendLedgEntry__Document_Date_>
+        <VendLedgEntry__Document_Type_>VendLedgEntry__Document_Type_</VendLedgEntry__Document_Type_>
+        <VendLedgEntry__External_Document_No__>VendLedgEntry__External_Document_No__</VendLedgEntry__External_Document_No__>
+        <VendLedgEntry__Remaining_Amt___LCY__>VendLedgEntry__Remaining_Amt___LCY__</VendLedgEntry__Remaining_Amt___LCY__>
+        <Vendor_Ledger_Entry__Document_Date_Caption>Vendor_Ledger_Entry__Document_Date_Caption</Vendor_Ledger_Entry__Document_Date_Caption>
+        <Vendor_Ledger_Entry__Document_Type_Caption>Vendor_Ledger_Entry__Document_Type_Caption</Vendor_Ledger_Entry__Document_Type_Caption>
+        <PrintCompanyAddress>
+          <CompanyAddress_1_>CompanyAddress_1_</CompanyAddress_1_>
+          <CompanyAddress_2_>CompanyAddress_2_</CompanyAddress_2_>
+          <CompanyAddress_3_>CompanyAddress_3_</CompanyAddress_3_>
+          <CompanyAddress_4_>CompanyAddress_4_</CompanyAddress_4_>
+          <CompanyAddress_5_>CompanyAddress_5_</CompanyAddress_5_>
+          <CompanyAddress_6_>CompanyAddress_6_</CompanyAddress_6_>
+          <CompanyAddress_7_>CompanyAddress_7_</CompanyAddress_7_>
+          <CompanyAddress_8_>CompanyAddress_8_</CompanyAddress_8_>
+          <CompanyPicture>CompanyPicture</CompanyPicture>
+        </PrintCompanyAddress>
+        <Cust_Ledger_Entry>
+          <AmountPaid_Control50>AmountPaid_Control50</AmountPaid_Control50>
+          <Cust__Ledger_Entry_Applies_to_ID>Cust__Ledger_Entry_Applies_to_ID</Cust__Ledger_Entry_Applies_to_ID>
+          <Cust__Ledger_Entry_Entry_No_>Cust__Ledger_Entry_Entry_No_</Cust__Ledger_Entry_Entry_No_>
+          <Cust__Ledger_Entry__Document_Date_>Cust__Ledger_Entry__Document_Date_</Cust__Ledger_Entry__Document_Date_>
+          <Cust__Ledger_Entry__Document_No__>Cust__Ledger_Entry__Document_No__</Cust__Ledger_Entry__Document_No__>
+          <Cust__Ledger_Entry__Document_Type_>Cust__Ledger_Entry__Document_Type_</Cust__Ledger_Entry__Document_Type_>
+          <DiscountTaken_Control49>DiscountTaken_Control49</DiscountTaken_Control49>
+          <Remaining_Amt___LCY__>Remaining_Amt___LCY__</Remaining_Amt___LCY__>
+        </Cust_Ledger_Entry>
+        <Vendor_Ledger_Entry>
+          <AmountPaid_Control43>AmountPaid_Control43</AmountPaid_Control43>
+          <DiscountTaken_Control38>DiscountTaken_Control38</DiscountTaken_Control38>
+          <Remaining_Amt___LCY___Control36>Remaining_Amt___LCY___Control36</Remaining_Amt___LCY___Control36>
+          <Vendor_Ledger_Entry_Applies_to_ID>Vendor_Ledger_Entry_Applies_to_ID</Vendor_Ledger_Entry_Applies_to_ID>
+          <Vendor_Ledger_Entry_Entry_No_>Vendor_Ledger_Entry_Entry_No_</Vendor_Ledger_Entry_Entry_No_>
+          <Vendor_Ledger_Entry__Document_Date_>Vendor_Ledger_Entry__Document_Date_</Vendor_Ledger_Entry__Document_Date_>
+          <Vendor_Ledger_Entry__Document_Type_>Vendor_Ledger_Entry__Document_Type_</Vendor_Ledger_Entry__Document_Type_>
+          <Vendor_Ledger_Entry__External_Document_No__>Vendor_Ledger_Entry__External_Document_No__</Vendor_Ledger_Entry__External_Document_No__>
+        </Vendor_Ledger_Entry>
+        <CustomerInfo>
+          <AmountPaid_Customer>AmountPaid_Customer</AmountPaid_Customer>
+          <Cust_Document_Date>Cust_Document_Date</Cust_Document_Date>
+          <Cust_Document_No>Cust_Document_No</Cust_Document_No>
+          <Cust_Document_Type>Cust_Document_Type</Cust_Document_Type>
+          <Cust_Remaining_Amt_LCY>Cust_Remaining_Amt_LCY</Cust_Remaining_Amt_LCY>
+          <DiscountTaken_Customer>DiscountTaken_Customer</DiscountTaken_Customer>
+        </CustomerInfo>
+        <VendorInfo>
+          <AmountPaid_Vendor>AmountPaid_Vendor</AmountPaid_Vendor>
+          <DiscountTaken_Vendor>DiscountTaken_Vendor</DiscountTaken_Vendor>
+          <Vend_Document_Date>Vend_Document_Date</Vend_Document_Date>
+          <Vend_Document_Type>Vend_Document_Type</Vend_Document_Type>
+          <Vend_External_Document_No>Vend_External_Document_No</Vend_External_Document_No>
+          <Vend_Remaining_Amt_LCY>Vend_Remaining_Amt_LCY</Vend_Remaining_Amt_LCY>
+        </VendorInfo>
+        <Unapplied>
+          <AmountPaid_Control65>AmountPaid_Control65</AmountPaid_Control65>
+          <Text004>Text004</Text004>
+          <Unapplied_Number>Unapplied_Number</Unapplied_Number>
+        </Unapplied>
+      </PageLoop>
+    </CopyLoop>
+  </Gen_Journal_Line>
+</NavWordReportXmlPart>
 </file>
 
 <file path=customXml/itemProps1.xml><?xml version="1.0" encoding="utf-8"?>
